--- a/cv-full.docx
+++ b/cv-full.docx
@@ -22,7 +22,7 @@
         <w:t xml:space="preserve">Vitae</w:t>
       </w:r>
     </w:p>
-    <w:bookmarkStart w:id="22" w:name="w.-christopher-carleton-ph.d"/>
+    <w:bookmarkStart w:id="24" w:name="w.-christopher-carleton-ph.d"/>
     <w:p>
       <w:pPr>
         <w:pStyle w:val="Subtitle"/>
@@ -31,107 +31,238 @@
         <w:t xml:space="preserve">W. Christopher Carleton, Ph.D</w:t>
       </w:r>
     </w:p>
+    <w:tbl>
+      <w:tblPr>
+        <w:tblStyle w:val="Table"/>
+        <w:tblW w:type="pct" w:w="5000"/>
+        <w:tblLook w:firstRow="0" w:lastRow="0" w:firstColumn="0" w:lastColumn="0" w:noHBand="0" w:noVBand="0" w:val="0000"/>
+        <w:jc w:val="start"/>
+        <w:tblLayout w:type="fixed"/>
+        <w:tblBorders>
+          <w:top w:val="nil"/>
+          <w:left w:val="nil"/>
+          <w:bottom w:val="nil"/>
+          <w:right w:val="nil"/>
+          <w:insideH w:val="nil"/>
+          <w:insideV w:val="nil"/>
+        </w:tblBorders>
+      </w:tblPr>
+      <w:tblGrid>
+        <w:gridCol w:w="3960"/>
+        <w:gridCol w:w="3960"/>
+      </w:tblGrid>
+      <w:tr>
+        <w:tc>
+          <w:tcPr/>
+          <w:p>
+            <w:pPr>
+              <w:pStyle w:val="Normal"/>
+              <w:jc w:val="left"/>
+            </w:pPr>
+            <w:r>
+              <w:rPr>
+                <w:bCs/>
+                <w:b/>
+              </w:rPr>
+              <w:t xml:space="preserve">Senior Scientist</w:t>
+            </w:r>
+          </w:p>
+        </w:tc>
+        <w:tc>
+          <w:tcPr/>
+          <w:p>
+            <w:pPr>
+              <w:pStyle w:val="Normal"/>
+              <w:jc w:val="right"/>
+            </w:pPr>
+            <w:r>
+              <w:t xml:space="preserve">Website:</w:t>
+            </w:r>
+            <w:r>
+              <w:t xml:space="preserve"> </w:t>
+            </w:r>
+            <w:hyperlink r:id="rId20">
+              <w:r>
+                <w:rPr>
+                  <w:rStyle w:val="Hyperlink"/>
+                </w:rPr>
+                <w:t xml:space="preserve">wccarleton.github.io</w:t>
+              </w:r>
+            </w:hyperlink>
+          </w:p>
+        </w:tc>
+      </w:tr>
+      <w:tr>
+        <w:tc>
+          <w:tcPr/>
+          <w:p>
+            <w:pPr>
+              <w:pStyle w:val="Normal"/>
+              <w:jc w:val="left"/>
+            </w:pPr>
+            <w:r>
+              <w:rPr>
+                <w:bCs/>
+                <w:b/>
+              </w:rPr>
+              <w:t xml:space="preserve">Coevolution of Land Use and Urbanisation</w:t>
+            </w:r>
+          </w:p>
+        </w:tc>
+        <w:tc>
+          <w:tcPr/>
+          <w:p>
+            <w:pPr>
+              <w:pStyle w:val="Normal"/>
+              <w:jc w:val="right"/>
+            </w:pPr>
+            <w:r>
+              <w:t xml:space="preserve">GitHub:</w:t>
+            </w:r>
+            <w:r>
+              <w:t xml:space="preserve"> </w:t>
+            </w:r>
+            <w:hyperlink r:id="rId21">
+              <w:r>
+                <w:rPr>
+                  <w:rStyle w:val="Hyperlink"/>
+                </w:rPr>
+                <w:t xml:space="preserve">github.com/wccarleton</w:t>
+              </w:r>
+            </w:hyperlink>
+          </w:p>
+        </w:tc>
+      </w:tr>
+      <w:tr>
+        <w:tc>
+          <w:tcPr/>
+          <w:p>
+            <w:pPr>
+              <w:pStyle w:val="Normal"/>
+              <w:jc w:val="left"/>
+            </w:pPr>
+            <w:r>
+              <w:t xml:space="preserve">Max Planck Institute of Geoanthropology</w:t>
+            </w:r>
+          </w:p>
+        </w:tc>
+        <w:tc>
+          <w:tcPr/>
+          <w:p>
+            <w:pPr>
+              <w:pStyle w:val="Normal"/>
+              <w:jc w:val="right"/>
+            </w:pPr>
+            <w:r>
+              <w:t xml:space="preserve">Email: carleton@gea.mpg.de</w:t>
+            </w:r>
+          </w:p>
+        </w:tc>
+      </w:tr>
+      <w:tr>
+        <w:tc>
+          <w:tcPr/>
+          <w:p>
+            <w:pPr>
+              <w:pStyle w:val="Normal"/>
+              <w:jc w:val="left"/>
+            </w:pPr>
+            <w:r>
+              <w:t xml:space="preserve">Kahlaische Str. 10</w:t>
+            </w:r>
+          </w:p>
+        </w:tc>
+        <w:tc>
+          <w:tcPr/>
+          <w:p>
+            <w:pPr>
+              <w:pStyle w:val="Normal"/>
+              <w:jc w:val="right"/>
+            </w:pPr>
+            <w:r>
+              <w:t xml:space="preserve">ORCID:</w:t>
+            </w:r>
+            <w:r>
+              <w:t xml:space="preserve"> </w:t>
+            </w:r>
+            <w:hyperlink r:id="rId22">
+              <w:r>
+                <w:rPr>
+                  <w:rStyle w:val="Hyperlink"/>
+                </w:rPr>
+                <w:t xml:space="preserve">0000-0001-7463-8638</w:t>
+              </w:r>
+            </w:hyperlink>
+          </w:p>
+        </w:tc>
+      </w:tr>
+      <w:tr>
+        <w:tc>
+          <w:tcPr/>
+          <w:p>
+            <w:pPr>
+              <w:pStyle w:val="Normal"/>
+              <w:jc w:val="left"/>
+            </w:pPr>
+            <w:r>
+              <w:t xml:space="preserve">07745 Jena, Germany</w:t>
+            </w:r>
+          </w:p>
+        </w:tc>
+        <w:tc>
+          <w:tcPr/>
+          <w:p>
+            <w:pPr>
+              <w:pStyle w:val="Normal"/>
+              <w:jc w:val="right"/>
+            </w:pPr>
+            <w:r>
+              <w:t xml:space="preserve">Google Scholar:</w:t>
+            </w:r>
+            <w:r>
+              <w:t xml:space="preserve"> </w:t>
+            </w:r>
+            <w:hyperlink r:id="rId23">
+              <w:r>
+                <w:rPr>
+                  <w:rStyle w:val="Hyperlink"/>
+                </w:rPr>
+                <w:t xml:space="preserve">0ZG-6CsAAAAJ</w:t>
+              </w:r>
+            </w:hyperlink>
+          </w:p>
+        </w:tc>
+      </w:tr>
+    </w:tbl>
+    <w:bookmarkEnd w:id="24"/>
+    <w:bookmarkStart w:id="25" w:name="profile"/>
+    <w:p>
+      <w:pPr>
+        <w:pStyle w:val="Heading1"/>
+      </w:pPr>
+      <w:r>
+        <w:t xml:space="preserve">Profile</w:t>
+      </w:r>
+    </w:p>
     <w:p>
       <w:pPr>
         <w:pStyle w:val="Normal"/>
       </w:pPr>
       <w:r>
-        <w:t xml:space="preserve">Website:</w:t>
-      </w:r>
-      <w:r>
-        <w:t xml:space="preserve"> </w:t>
-      </w:r>
-      <w:hyperlink r:id="rId20">
-        <w:r>
-          <w:rPr>
-            <w:rStyle w:val="Hyperlink"/>
-          </w:rPr>
-          <w:t xml:space="preserve">https://wccarleton.me</w:t>
-        </w:r>
-      </w:hyperlink>
-      <w:r>
-        <w:br/>
-      </w:r>
-      <w:r>
-        <w:t xml:space="preserve">GitHub:</w:t>
-      </w:r>
-      <w:r>
-        <w:t xml:space="preserve"> </w:t>
-      </w:r>
-      <w:hyperlink r:id="rId21">
-        <w:r>
-          <w:rPr>
-            <w:rStyle w:val="Hyperlink"/>
-          </w:rPr>
-          <w:t xml:space="preserve">github.com/wccarleton</w:t>
-        </w:r>
-      </w:hyperlink>
-      <w:r>
-        <w:br/>
-      </w:r>
-      <w:r>
-        <w:t xml:space="preserve">Email: carleton@gea.mpg.de</w:t>
-      </w:r>
-    </w:p>
-    <w:p>
-      <w:pPr>
-        <w:pStyle w:val="Normal"/>
-      </w:pPr>
-      <w:r>
-        <w:rPr>
-          <w:bCs/>
-          <w:b/>
-        </w:rPr>
-        <w:t xml:space="preserve">Extreme Events Research Group</w:t>
-      </w:r>
-      <w:r>
-        <w:br/>
-      </w:r>
-      <w:r>
-        <w:t xml:space="preserve">Max Planck Institute of Geoanthropology</w:t>
-      </w:r>
-      <w:r>
-        <w:br/>
-      </w:r>
-      <w:r>
-        <w:t xml:space="preserve">Kahlaische Str. 10</w:t>
-      </w:r>
-      <w:r>
-        <w:br/>
-      </w:r>
-      <w:r>
-        <w:t xml:space="preserve">07745 Jena, Germany</w:t>
-      </w:r>
-    </w:p>
-    <w:bookmarkEnd w:id="22"/>
-    <w:bookmarkStart w:id="23" w:name="profile"/>
+        <w:t xml:space="preserve">Archaeologist and data scientist developing quantitative, spatial, and computational approaches for long-term human-environment records. Current work focuses on comparative urbanism, archaeological data science, remote sensing, Bayesian/time-series modelling, and open scientific software.</w:t>
+      </w:r>
+    </w:p>
+    <w:bookmarkEnd w:id="25"/>
+    <w:bookmarkStart w:id="34" w:name="highlights"/>
     <w:p>
       <w:pPr>
         <w:pStyle w:val="Heading1"/>
       </w:pPr>
       <w:r>
-        <w:t xml:space="preserve">Profile</w:t>
-      </w:r>
-    </w:p>
-    <w:p>
-      <w:pPr>
-        <w:pStyle w:val="Normal"/>
-      </w:pPr>
-      <w:r>
-        <w:t xml:space="preserve">Archaeologist and data scientist developing quantitative, spatial, and computational approaches for long-term human-environment records. Current work focuses on comparative urbanism, archaeological data science, remote sensing, Bayesian/time-series modelling, and open scientific software.</w:t>
-      </w:r>
-    </w:p>
-    <w:bookmarkEnd w:id="23"/>
-    <w:bookmarkStart w:id="32" w:name="highlights"/>
-    <w:p>
-      <w:pPr>
-        <w:pStyle w:val="Heading1"/>
-      </w:pPr>
-      <w:r>
         <w:t xml:space="preserve">Highlights</w:t>
       </w:r>
     </w:p>
-    <w:bookmarkStart w:id="24" w:name="keywords"/>
+    <w:bookmarkStart w:id="26" w:name="keywords"/>
     <w:p>
       <w:pPr>
         <w:pStyle w:val="Heading1"/>
@@ -166,8 +297,8 @@
         <w:t xml:space="preserve">Software-for-Science Developer</w:t>
       </w:r>
     </w:p>
-    <w:bookmarkEnd w:id="24"/>
-    <w:bookmarkStart w:id="25" w:name="analytical-expertise"/>
+    <w:bookmarkEnd w:id="26"/>
+    <w:bookmarkStart w:id="27" w:name="analytical-expertise"/>
     <w:p>
       <w:pPr>
         <w:pStyle w:val="Heading1"/>
@@ -212,8 +343,8 @@
         <w:t xml:space="preserve">Agent-based Models; Computational Simulation; High-Performance Computing; Chronological Modelling</w:t>
       </w:r>
     </w:p>
-    <w:bookmarkEnd w:id="25"/>
-    <w:bookmarkStart w:id="26" w:name="programming-languages"/>
+    <w:bookmarkEnd w:id="27"/>
+    <w:bookmarkStart w:id="28" w:name="programming-languages"/>
     <w:p>
       <w:pPr>
         <w:pStyle w:val="Heading1"/>
@@ -258,8 +389,8 @@
         <w:t xml:space="preserve">BASH</w:t>
       </w:r>
     </w:p>
-    <w:bookmarkEnd w:id="26"/>
-    <w:bookmarkStart w:id="27" w:name="publication-record"/>
+    <w:bookmarkEnd w:id="28"/>
+    <w:bookmarkStart w:id="29" w:name="publication-record"/>
     <w:p>
       <w:pPr>
         <w:pStyle w:val="Heading1"/>
@@ -280,8 +411,8 @@
         <w:t xml:space="preserve">35 peer-reviewed publications (15 as first author) in top journals including Nature, Nature Cities, and Nature Communications</w:t>
       </w:r>
     </w:p>
-    <w:bookmarkEnd w:id="27"/>
-    <w:bookmarkStart w:id="29" w:name="teaching"/>
+    <w:bookmarkEnd w:id="29"/>
+    <w:bookmarkStart w:id="31" w:name="teaching"/>
     <w:p>
       <w:pPr>
         <w:pStyle w:val="Heading1"/>
@@ -340,7 +471,7 @@
       <w:r>
         <w:t xml:space="preserve"> </w:t>
       </w:r>
-      <w:hyperlink r:id="rId28">
+      <w:hyperlink r:id="rId30">
         <w:r>
           <w:rPr>
             <w:rStyle w:val="Hyperlink"/>
@@ -349,8 +480,8 @@
         </w:r>
       </w:hyperlink>
     </w:p>
-    <w:bookmarkEnd w:id="29"/>
-    <w:bookmarkStart w:id="30" w:name="funding"/>
+    <w:bookmarkEnd w:id="31"/>
+    <w:bookmarkStart w:id="32" w:name="funding"/>
     <w:p>
       <w:pPr>
         <w:pStyle w:val="Heading1"/>
@@ -371,8 +502,8 @@
         <w:t xml:space="preserve">$368,250 CAD in awards, fellowships, and grants</w:t>
       </w:r>
     </w:p>
-    <w:bookmarkEnd w:id="30"/>
-    <w:bookmarkStart w:id="31" w:name="archaeological-field-experience"/>
+    <w:bookmarkEnd w:id="32"/>
+    <w:bookmarkStart w:id="33" w:name="archaeological-field-experience"/>
     <w:p>
       <w:pPr>
         <w:pStyle w:val="Heading1"/>
@@ -417,9 +548,9 @@
         <w:t xml:space="preserve">20 months, cultural resource management (survey, test-pitting, excavation)</w:t>
       </w:r>
     </w:p>
-    <w:bookmarkEnd w:id="31"/>
-    <w:bookmarkEnd w:id="32"/>
-    <w:bookmarkStart w:id="33" w:name="education"/>
+    <w:bookmarkEnd w:id="33"/>
+    <w:bookmarkEnd w:id="34"/>
+    <w:bookmarkStart w:id="35" w:name="education"/>
     <w:p>
       <w:pPr>
         <w:pStyle w:val="Heading1"/>
@@ -482,8 +613,8 @@
         <w:t xml:space="preserve">(2001-2005) BA Honours in Classical and Near Eastern Archaeology, University of Saskatchewan, Saskatoon, SK, Canada</w:t>
       </w:r>
     </w:p>
-    <w:bookmarkEnd w:id="33"/>
-    <w:bookmarkStart w:id="34" w:name="awards-and-fellowships"/>
+    <w:bookmarkEnd w:id="35"/>
+    <w:bookmarkStart w:id="36" w:name="awards-and-fellowships"/>
     <w:p>
       <w:pPr>
         <w:pStyle w:val="Heading1"/>
@@ -600,8 +731,8 @@
         <w:t xml:space="preserve">2009 Trent University, William and Geoffrey Hamblin Memorial Graduate Award ($500 CAD)</w:t>
       </w:r>
     </w:p>
-    <w:bookmarkEnd w:id="34"/>
-    <w:bookmarkStart w:id="83" w:name="publications-and-academic-contributions"/>
+    <w:bookmarkEnd w:id="36"/>
+    <w:bookmarkStart w:id="85" w:name="publications-and-academic-contributions"/>
     <w:p>
       <w:pPr>
         <w:pStyle w:val="Heading1"/>
@@ -610,7 +741,7 @@
         <w:t xml:space="preserve">Publications and Academic Contributions</w:t>
       </w:r>
     </w:p>
-    <w:bookmarkStart w:id="77" w:name="peer-reviewed-journal-articles"/>
+    <w:bookmarkStart w:id="79" w:name="peer-reviewed-journal-articles"/>
     <w:p>
       <w:pPr>
         <w:pStyle w:val="Heading1"/>
@@ -619,7 +750,7 @@
         <w:t xml:space="preserve">Peer-Reviewed Journal Articles</w:t>
       </w:r>
     </w:p>
-    <w:bookmarkStart w:id="39" w:name="section"/>
+    <w:bookmarkStart w:id="41" w:name="section"/>
     <w:p>
       <w:pPr>
         <w:pStyle w:val="Heading3"/>
@@ -649,7 +780,7 @@
       <w:r>
         <w:t xml:space="preserve"> </w:t>
       </w:r>
-      <w:hyperlink r:id="rId35">
+      <w:hyperlink r:id="rId37">
         <w:r>
           <w:rPr>
             <w:rStyle w:val="Hyperlink"/>
@@ -685,7 +816,7 @@
       <w:r>
         <w:t xml:space="preserve"> </w:t>
       </w:r>
-      <w:hyperlink r:id="rId36">
+      <w:hyperlink r:id="rId38">
         <w:r>
           <w:rPr>
             <w:rStyle w:val="Hyperlink"/>
@@ -715,7 +846,7 @@
       <w:r>
         <w:t xml:space="preserve"> </w:t>
       </w:r>
-      <w:hyperlink r:id="rId37">
+      <w:hyperlink r:id="rId39">
         <w:r>
           <w:rPr>
             <w:rStyle w:val="Hyperlink"/>
@@ -738,7 +869,7 @@
       <w:r>
         <w:t xml:space="preserve"> </w:t>
       </w:r>
-      <w:hyperlink r:id="rId38">
+      <w:hyperlink r:id="rId40">
         <w:r>
           <w:rPr>
             <w:rStyle w:val="Hyperlink"/>
@@ -747,8 +878,8 @@
         </w:r>
       </w:hyperlink>
     </w:p>
-    <w:bookmarkEnd w:id="39"/>
-    <w:bookmarkStart w:id="44" w:name="section-1"/>
+    <w:bookmarkEnd w:id="41"/>
+    <w:bookmarkStart w:id="46" w:name="section-1"/>
     <w:p>
       <w:pPr>
         <w:pStyle w:val="Heading3"/>
@@ -784,7 +915,7 @@
       <w:r>
         <w:t xml:space="preserve"> </w:t>
       </w:r>
-      <w:hyperlink r:id="rId40">
+      <w:hyperlink r:id="rId42">
         <w:r>
           <w:rPr>
             <w:rStyle w:val="Hyperlink"/>
@@ -814,7 +945,7 @@
       <w:r>
         <w:t xml:space="preserve"> </w:t>
       </w:r>
-      <w:hyperlink r:id="rId41">
+      <w:hyperlink r:id="rId43">
         <w:r>
           <w:rPr>
             <w:rStyle w:val="Hyperlink"/>
@@ -837,7 +968,7 @@
       <w:r>
         <w:t xml:space="preserve"> </w:t>
       </w:r>
-      <w:hyperlink r:id="rId42">
+      <w:hyperlink r:id="rId44">
         <w:r>
           <w:rPr>
             <w:rStyle w:val="Hyperlink"/>
@@ -891,7 +1022,7 @@
       <w:r>
         <w:t xml:space="preserve"> </w:t>
       </w:r>
-      <w:hyperlink r:id="rId43">
+      <w:hyperlink r:id="rId45">
         <w:r>
           <w:rPr>
             <w:rStyle w:val="Hyperlink"/>
@@ -900,8 +1031,8 @@
         </w:r>
       </w:hyperlink>
     </w:p>
-    <w:bookmarkEnd w:id="44"/>
-    <w:bookmarkStart w:id="46" w:name="section-2"/>
+    <w:bookmarkEnd w:id="46"/>
+    <w:bookmarkStart w:id="48" w:name="section-2"/>
     <w:p>
       <w:pPr>
         <w:pStyle w:val="Heading3"/>
@@ -937,7 +1068,7 @@
       <w:r>
         <w:t xml:space="preserve"> </w:t>
       </w:r>
-      <w:hyperlink r:id="rId45">
+      <w:hyperlink r:id="rId47">
         <w:r>
           <w:rPr>
             <w:rStyle w:val="Hyperlink"/>
@@ -985,8 +1116,8 @@
         </w:r>
       </w:hyperlink>
     </w:p>
-    <w:bookmarkEnd w:id="46"/>
-    <w:bookmarkStart w:id="50" w:name="section-3"/>
+    <w:bookmarkEnd w:id="48"/>
+    <w:bookmarkStart w:id="52" w:name="section-3"/>
     <w:p>
       <w:pPr>
         <w:pStyle w:val="Heading3"/>
@@ -1022,7 +1153,7 @@
       <w:r>
         <w:t xml:space="preserve"> </w:t>
       </w:r>
-      <w:hyperlink r:id="rId47">
+      <w:hyperlink r:id="rId49">
         <w:r>
           <w:rPr>
             <w:rStyle w:val="Hyperlink"/>
@@ -1052,7 +1183,7 @@
       <w:r>
         <w:t xml:space="preserve"> </w:t>
       </w:r>
-      <w:hyperlink r:id="rId48">
+      <w:hyperlink r:id="rId50">
         <w:r>
           <w:rPr>
             <w:rStyle w:val="Hyperlink"/>
@@ -1088,7 +1219,7 @@
       <w:r>
         <w:t xml:space="preserve"> </w:t>
       </w:r>
-      <w:hyperlink r:id="rId49">
+      <w:hyperlink r:id="rId51">
         <w:r>
           <w:rPr>
             <w:rStyle w:val="Hyperlink"/>
@@ -1097,8 +1228,8 @@
         </w:r>
       </w:hyperlink>
     </w:p>
-    <w:bookmarkEnd w:id="50"/>
-    <w:bookmarkStart w:id="54" w:name="section-4"/>
+    <w:bookmarkEnd w:id="52"/>
+    <w:bookmarkStart w:id="56" w:name="section-4"/>
     <w:p>
       <w:pPr>
         <w:pStyle w:val="Heading3"/>
@@ -1134,7 +1265,7 @@
       <w:r>
         <w:t xml:space="preserve"> </w:t>
       </w:r>
-      <w:hyperlink r:id="rId51">
+      <w:hyperlink r:id="rId53">
         <w:r>
           <w:rPr>
             <w:rStyle w:val="Hyperlink"/>
@@ -1170,7 +1301,7 @@
       <w:r>
         <w:t xml:space="preserve"> </w:t>
       </w:r>
-      <w:hyperlink r:id="rId52">
+      <w:hyperlink r:id="rId54">
         <w:r>
           <w:rPr>
             <w:rStyle w:val="Hyperlink"/>
@@ -1206,7 +1337,7 @@
       <w:r>
         <w:t xml:space="preserve"> </w:t>
       </w:r>
-      <w:hyperlink r:id="rId53">
+      <w:hyperlink r:id="rId55">
         <w:r>
           <w:rPr>
             <w:rStyle w:val="Hyperlink"/>
@@ -1215,8 +1346,8 @@
         </w:r>
       </w:hyperlink>
     </w:p>
-    <w:bookmarkEnd w:id="54"/>
-    <w:bookmarkStart w:id="57" w:name="section-5"/>
+    <w:bookmarkEnd w:id="56"/>
+    <w:bookmarkStart w:id="59" w:name="section-5"/>
     <w:p>
       <w:pPr>
         <w:pStyle w:val="Heading3"/>
@@ -1252,7 +1383,7 @@
       <w:r>
         <w:t xml:space="preserve"> </w:t>
       </w:r>
-      <w:hyperlink r:id="rId51">
+      <w:hyperlink r:id="rId53">
         <w:r>
           <w:rPr>
             <w:rStyle w:val="Hyperlink"/>
@@ -1288,7 +1419,7 @@
       <w:r>
         <w:t xml:space="preserve"> </w:t>
       </w:r>
-      <w:hyperlink r:id="rId55">
+      <w:hyperlink r:id="rId57">
         <w:r>
           <w:rPr>
             <w:rStyle w:val="Hyperlink"/>
@@ -1324,7 +1455,7 @@
       <w:r>
         <w:t xml:space="preserve"> </w:t>
       </w:r>
-      <w:hyperlink r:id="rId53">
+      <w:hyperlink r:id="rId55">
         <w:r>
           <w:rPr>
             <w:rStyle w:val="Hyperlink"/>
@@ -1360,7 +1491,7 @@
       <w:r>
         <w:t xml:space="preserve"> </w:t>
       </w:r>
-      <w:hyperlink r:id="rId56">
+      <w:hyperlink r:id="rId58">
         <w:r>
           <w:rPr>
             <w:rStyle w:val="Hyperlink"/>
@@ -1369,8 +1500,8 @@
         </w:r>
       </w:hyperlink>
     </w:p>
-    <w:bookmarkEnd w:id="57"/>
-    <w:bookmarkStart w:id="64" w:name="section-6"/>
+    <w:bookmarkEnd w:id="59"/>
+    <w:bookmarkStart w:id="66" w:name="section-6"/>
     <w:p>
       <w:pPr>
         <w:pStyle w:val="Heading3"/>
@@ -1400,7 +1531,7 @@
       <w:r>
         <w:t xml:space="preserve"> </w:t>
       </w:r>
-      <w:hyperlink r:id="rId58">
+      <w:hyperlink r:id="rId60">
         <w:r>
           <w:rPr>
             <w:rStyle w:val="Hyperlink"/>
@@ -1430,7 +1561,7 @@
       <w:r>
         <w:t xml:space="preserve"> </w:t>
       </w:r>
-      <w:hyperlink r:id="rId59">
+      <w:hyperlink r:id="rId61">
         <w:r>
           <w:rPr>
             <w:rStyle w:val="Hyperlink"/>
@@ -1466,7 +1597,7 @@
       <w:r>
         <w:t xml:space="preserve"> </w:t>
       </w:r>
-      <w:hyperlink r:id="rId60">
+      <w:hyperlink r:id="rId62">
         <w:r>
           <w:rPr>
             <w:rStyle w:val="Hyperlink"/>
@@ -1523,7 +1654,7 @@
       <w:r>
         <w:t xml:space="preserve"> </w:t>
       </w:r>
-      <w:hyperlink r:id="rId61">
+      <w:hyperlink r:id="rId63">
         <w:r>
           <w:rPr>
             <w:rStyle w:val="Hyperlink"/>
@@ -1559,7 +1690,7 @@
       <w:r>
         <w:t xml:space="preserve"> </w:t>
       </w:r>
-      <w:hyperlink r:id="rId62">
+      <w:hyperlink r:id="rId64">
         <w:r>
           <w:rPr>
             <w:rStyle w:val="Hyperlink"/>
@@ -1595,7 +1726,7 @@
       <w:r>
         <w:t xml:space="preserve"> </w:t>
       </w:r>
-      <w:hyperlink r:id="rId63">
+      <w:hyperlink r:id="rId65">
         <w:r>
           <w:rPr>
             <w:rStyle w:val="Hyperlink"/>
@@ -1604,8 +1735,8 @@
         </w:r>
       </w:hyperlink>
     </w:p>
-    <w:bookmarkEnd w:id="64"/>
-    <w:bookmarkStart w:id="67" w:name="section-7"/>
+    <w:bookmarkEnd w:id="66"/>
+    <w:bookmarkStart w:id="69" w:name="section-7"/>
     <w:p>
       <w:pPr>
         <w:pStyle w:val="Heading3"/>
@@ -1638,7 +1769,7 @@
       <w:r>
         <w:t xml:space="preserve"> </w:t>
       </w:r>
-      <w:hyperlink r:id="rId65">
+      <w:hyperlink r:id="rId67">
         <w:r>
           <w:rPr>
             <w:rStyle w:val="Hyperlink"/>
@@ -1671,7 +1802,7 @@
       <w:r>
         <w:t xml:space="preserve"> </w:t>
       </w:r>
-      <w:hyperlink r:id="rId66">
+      <w:hyperlink r:id="rId68">
         <w:r>
           <w:rPr>
             <w:rStyle w:val="Hyperlink"/>
@@ -1680,8 +1811,8 @@
         </w:r>
       </w:hyperlink>
     </w:p>
-    <w:bookmarkEnd w:id="67"/>
-    <w:bookmarkStart w:id="76" w:name="and-older"/>
+    <w:bookmarkEnd w:id="69"/>
+    <w:bookmarkStart w:id="78" w:name="and-older"/>
     <w:p>
       <w:pPr>
         <w:pStyle w:val="Heading3"/>
@@ -1711,7 +1842,7 @@
       <w:r>
         <w:t xml:space="preserve"> </w:t>
       </w:r>
-      <w:hyperlink r:id="rId68">
+      <w:hyperlink r:id="rId70">
         <w:r>
           <w:rPr>
             <w:rStyle w:val="Hyperlink"/>
@@ -1741,7 +1872,7 @@
       <w:r>
         <w:t xml:space="preserve"> </w:t>
       </w:r>
-      <w:hyperlink r:id="rId69">
+      <w:hyperlink r:id="rId71">
         <w:r>
           <w:rPr>
             <w:rStyle w:val="Hyperlink"/>
@@ -1771,7 +1902,7 @@
       <w:r>
         <w:t xml:space="preserve"> </w:t>
       </w:r>
-      <w:hyperlink r:id="rId70">
+      <w:hyperlink r:id="rId72">
         <w:r>
           <w:rPr>
             <w:rStyle w:val="Hyperlink"/>
@@ -1801,7 +1932,7 @@
       <w:r>
         <w:t xml:space="preserve"> </w:t>
       </w:r>
-      <w:hyperlink r:id="rId71">
+      <w:hyperlink r:id="rId73">
         <w:r>
           <w:rPr>
             <w:rStyle w:val="Hyperlink"/>
@@ -1831,7 +1962,7 @@
       <w:r>
         <w:t xml:space="preserve"> </w:t>
       </w:r>
-      <w:hyperlink r:id="rId72">
+      <w:hyperlink r:id="rId74">
         <w:r>
           <w:rPr>
             <w:rStyle w:val="Hyperlink"/>
@@ -1861,7 +1992,7 @@
       <w:r>
         <w:t xml:space="preserve"> </w:t>
       </w:r>
-      <w:hyperlink r:id="rId73">
+      <w:hyperlink r:id="rId75">
         <w:r>
           <w:rPr>
             <w:rStyle w:val="Hyperlink"/>
@@ -1910,7 +2041,7 @@
       <w:r>
         <w:t xml:space="preserve"> </w:t>
       </w:r>
-      <w:hyperlink r:id="rId74">
+      <w:hyperlink r:id="rId76">
         <w:r>
           <w:rPr>
             <w:rStyle w:val="Hyperlink"/>
@@ -1940,7 +2071,7 @@
       <w:r>
         <w:t xml:space="preserve"> </w:t>
       </w:r>
-      <w:hyperlink r:id="rId75">
+      <w:hyperlink r:id="rId77">
         <w:r>
           <w:rPr>
             <w:rStyle w:val="Hyperlink"/>
@@ -1949,9 +2080,9 @@
         </w:r>
       </w:hyperlink>
     </w:p>
-    <w:bookmarkEnd w:id="76"/>
-    <w:bookmarkEnd w:id="77"/>
-    <w:bookmarkStart w:id="79" w:name="peer-reviewed-book-chapters"/>
+    <w:bookmarkEnd w:id="78"/>
+    <w:bookmarkEnd w:id="79"/>
+    <w:bookmarkStart w:id="81" w:name="peer-reviewed-book-chapters"/>
     <w:p>
       <w:pPr>
         <w:pStyle w:val="Heading1"/>
@@ -1996,52 +2127,6 @@
       </w:r>
       <w:r>
         <w:t xml:space="preserve">. Cambridge Scholars Publishing.</w:t>
-      </w:r>
-      <w:r>
-        <w:t xml:space="preserve"> </w:t>
-      </w:r>
-      <w:hyperlink r:id="rId78">
-        <w:r>
-          <w:rPr>
-            <w:rStyle w:val="Hyperlink"/>
-          </w:rPr>
-          <w:t xml:space="preserve">Online record</w:t>
-        </w:r>
-      </w:hyperlink>
-    </w:p>
-    <w:bookmarkEnd w:id="79"/>
-    <w:bookmarkStart w:id="81" w:name="book-chapters"/>
-    <w:p>
-      <w:pPr>
-        <w:pStyle w:val="Heading1"/>
-      </w:pPr>
-      <w:r>
-        <w:t xml:space="preserve">Book Chapters</w:t>
-      </w:r>
-    </w:p>
-    <w:p>
-      <w:pPr>
-        <w:numPr>
-          <w:ilvl w:val="0"/>
-          <w:numId w:val="1019"/>
-        </w:numPr>
-        <w:pStyle w:val="ListParagraph"/>
-      </w:pPr>
-      <w:r>
-        <w:t xml:space="preserve">Willett, P.,</w:t>
-      </w:r>
-      <w:r>
-        <w:t xml:space="preserve"> </w:t>
-      </w:r>
-      <w:r>
-        <w:rPr>
-          <w:bCs/>
-          <w:b/>
-        </w:rPr>
-        <w:t xml:space="preserve">Carleton, W.</w:t>
-      </w:r>
-      <w:r>
-        <w:t xml:space="preserve">, Torun, F. E., Vandam, R., Poblome, J., and Garstki, K. (Accepted/In press). Modeling Archaeological Potentials in Southwest Anatolia. A Tool for Planning Sustainable Futures at Ancient Sagalassos. In Critical Archaeology in the Digital Age Cotsen Press.</w:t>
       </w:r>
       <w:r>
         <w:t xml:space="preserve"> </w:t>
@@ -2056,23 +2141,29 @@
       </w:hyperlink>
     </w:p>
     <w:bookmarkEnd w:id="81"/>
-    <w:bookmarkStart w:id="82" w:name="conference-presentations"/>
+    <w:bookmarkStart w:id="83" w:name="book-chapters"/>
     <w:p>
       <w:pPr>
         <w:pStyle w:val="Heading1"/>
       </w:pPr>
       <w:r>
-        <w:t xml:space="preserve">Conference Presentations</w:t>
-      </w:r>
-    </w:p>
-    <w:p>
-      <w:pPr>
-        <w:numPr>
-          <w:ilvl w:val="0"/>
-          <w:numId w:val="1020"/>
-        </w:numPr>
-        <w:pStyle w:val="ListParagraph"/>
-      </w:pPr>
+        <w:t xml:space="preserve">Book Chapters</w:t>
+      </w:r>
+    </w:p>
+    <w:p>
+      <w:pPr>
+        <w:numPr>
+          <w:ilvl w:val="0"/>
+          <w:numId w:val="1019"/>
+        </w:numPr>
+        <w:pStyle w:val="ListParagraph"/>
+      </w:pPr>
+      <w:r>
+        <w:t xml:space="preserve">Willett, P.,</w:t>
+      </w:r>
+      <w:r>
+        <w:t xml:space="preserve"> </w:t>
+      </w:r>
       <w:r>
         <w:rPr>
           <w:bCs/>
@@ -2081,25 +2172,28 @@
         <w:t xml:space="preserve">Carleton, W.</w:t>
       </w:r>
       <w:r>
-        <w:t xml:space="preserve">, Campbell, D., Collard, M., 2017.</w:t>
-      </w:r>
-      <w:r>
-        <w:t xml:space="preserve"> </w:t>
-      </w:r>
-      <w:r>
-        <w:t xml:space="preserve">“</w:t>
-      </w:r>
-      <w:r>
-        <w:t xml:space="preserve">Chronological uncertainty severely undermines our ability to identify cycles in palaeoenvironmental records</w:t>
-      </w:r>
-      <w:r>
-        <w:t xml:space="preserve">”</w:t>
-      </w:r>
-      <w:r>
-        <w:t xml:space="preserve"> </w:t>
-      </w:r>
-      <w:r>
-        <w:t xml:space="preserve">paper presented at the 23rd Annual Meeting of the European Association of Archaeologists in Maastricht, Netherlands.</w:t>
+        <w:t xml:space="preserve">, Torun, F. E., Vandam, R., Poblome, J., and Garstki, K. (Accepted/In press). Modeling Archaeological Potentials in Southwest Anatolia. A Tool for Planning Sustainable Futures at Ancient Sagalassos. In Critical Archaeology in the Digital Age Cotsen Press.</w:t>
+      </w:r>
+      <w:r>
+        <w:t xml:space="preserve"> </w:t>
+      </w:r>
+      <w:hyperlink r:id="rId82">
+        <w:r>
+          <w:rPr>
+            <w:rStyle w:val="Hyperlink"/>
+          </w:rPr>
+          <w:t xml:space="preserve">Online record</w:t>
+        </w:r>
+      </w:hyperlink>
+    </w:p>
+    <w:bookmarkEnd w:id="83"/>
+    <w:bookmarkStart w:id="84" w:name="conference-presentations"/>
+    <w:p>
+      <w:pPr>
+        <w:pStyle w:val="Heading1"/>
+      </w:pPr>
+      <w:r>
+        <w:t xml:space="preserve">Conference Presentations</w:t>
       </w:r>
     </w:p>
     <w:p>
@@ -2127,6 +2221,43 @@
         <w:t xml:space="preserve">“</w:t>
       </w:r>
       <w:r>
+        <w:t xml:space="preserve">Chronological uncertainty severely undermines our ability to identify cycles in palaeoenvironmental records</w:t>
+      </w:r>
+      <w:r>
+        <w:t xml:space="preserve">”</w:t>
+      </w:r>
+      <w:r>
+        <w:t xml:space="preserve"> </w:t>
+      </w:r>
+      <w:r>
+        <w:t xml:space="preserve">paper presented at the 23rd Annual Meeting of the European Association of Archaeologists in Maastricht, Netherlands.</w:t>
+      </w:r>
+    </w:p>
+    <w:p>
+      <w:pPr>
+        <w:numPr>
+          <w:ilvl w:val="0"/>
+          <w:numId w:val="1020"/>
+        </w:numPr>
+        <w:pStyle w:val="ListParagraph"/>
+      </w:pPr>
+      <w:r>
+        <w:rPr>
+          <w:bCs/>
+          <w:b/>
+        </w:rPr>
+        <w:t xml:space="preserve">Carleton, W.</w:t>
+      </w:r>
+      <w:r>
+        <w:t xml:space="preserve">, Campbell, D., Collard, M., 2017.</w:t>
+      </w:r>
+      <w:r>
+        <w:t xml:space="preserve"> </w:t>
+      </w:r>
+      <w:r>
+        <w:t xml:space="preserve">“</w:t>
+      </w:r>
+      <w:r>
         <w:t xml:space="preserve">Chronological uncertainty severely undermines our ability to identify cycles in archaeological and palaeoenvironmental records</w:t>
       </w:r>
       <w:r>
@@ -2330,9 +2461,9 @@
         <w:t xml:space="preserve">paper presented at the 77th annual meeting of the Society for American Archaeology, Memphis, TN.</w:t>
       </w:r>
     </w:p>
-    <w:bookmarkEnd w:id="82"/>
-    <w:bookmarkEnd w:id="83"/>
-    <w:bookmarkStart w:id="89" w:name="teaching-and-supervision"/>
+    <w:bookmarkEnd w:id="84"/>
+    <w:bookmarkEnd w:id="85"/>
+    <w:bookmarkStart w:id="91" w:name="teaching-and-supervision"/>
     <w:p>
       <w:pPr>
         <w:pStyle w:val="Heading1"/>
@@ -2341,7 +2472,7 @@
         <w:t xml:space="preserve">Teaching and Supervision</w:t>
       </w:r>
     </w:p>
-    <w:bookmarkStart w:id="84" w:name="courses-taught"/>
+    <w:bookmarkStart w:id="86" w:name="courses-taught"/>
     <w:p>
       <w:pPr>
         <w:pStyle w:val="Heading1"/>
@@ -2374,8 +2505,8 @@
         <w:t xml:space="preserve">2023 Summer Session (co-taught): Archaeological Science and Statistics, Friedrich Schiller University, Jena, Germany</w:t>
       </w:r>
     </w:p>
-    <w:bookmarkEnd w:id="84"/>
-    <w:bookmarkStart w:id="87" w:name="students-supervised"/>
+    <w:bookmarkEnd w:id="86"/>
+    <w:bookmarkStart w:id="89" w:name="students-supervised"/>
     <w:p>
       <w:pPr>
         <w:pStyle w:val="Heading1"/>
@@ -2398,7 +2529,7 @@
       <w:r>
         <w:t xml:space="preserve"> </w:t>
       </w:r>
-      <w:hyperlink r:id="rId85">
+      <w:hyperlink r:id="rId87">
         <w:r>
           <w:rPr>
             <w:rStyle w:val="Hyperlink"/>
@@ -2424,7 +2555,7 @@
       <w:r>
         <w:t xml:space="preserve"> </w:t>
       </w:r>
-      <w:hyperlink r:id="rId86">
+      <w:hyperlink r:id="rId88">
         <w:r>
           <w:rPr>
             <w:rStyle w:val="Hyperlink"/>
@@ -2436,8 +2567,8 @@
         <w:t xml:space="preserve">, Department of Archaeology, Simon Fraser University</w:t>
       </w:r>
     </w:p>
-    <w:bookmarkEnd w:id="87"/>
-    <w:bookmarkStart w:id="88" w:name="teaching-assistance"/>
+    <w:bookmarkEnd w:id="89"/>
+    <w:bookmarkStart w:id="90" w:name="teaching-assistance"/>
     <w:p>
       <w:pPr>
         <w:pStyle w:val="Heading1"/>
@@ -2494,9 +2625,9 @@
         <w:t xml:space="preserve">2009 (Fall/Winter): ARCH400 Archaeological Method and Theory, Department of Anthropology, Trent University</w:t>
       </w:r>
     </w:p>
-    <w:bookmarkEnd w:id="88"/>
-    <w:bookmarkEnd w:id="89"/>
-    <w:bookmarkStart w:id="94" w:name="professional-involvement"/>
+    <w:bookmarkEnd w:id="90"/>
+    <w:bookmarkEnd w:id="91"/>
+    <w:bookmarkStart w:id="96" w:name="professional-involvement"/>
     <w:p>
       <w:pPr>
         <w:pStyle w:val="Heading1"/>
@@ -2505,7 +2636,7 @@
         <w:t xml:space="preserve">Professional Involvement</w:t>
       </w:r>
     </w:p>
-    <w:bookmarkStart w:id="90" w:name="academic-administrative-service"/>
+    <w:bookmarkStart w:id="92" w:name="academic-administrative-service"/>
     <w:p>
       <w:pPr>
         <w:pStyle w:val="Heading1"/>
@@ -2526,8 +2657,8 @@
         <w:t xml:space="preserve">2023-present: Ombudsperson, Max Planck Institute of Geoanthropology</w:t>
       </w:r>
     </w:p>
-    <w:bookmarkEnd w:id="90"/>
-    <w:bookmarkStart w:id="93" w:name="editorial-experience"/>
+    <w:bookmarkEnd w:id="92"/>
+    <w:bookmarkStart w:id="95" w:name="editorial-experience"/>
     <w:p>
       <w:pPr>
         <w:pStyle w:val="Heading1"/>
@@ -2562,7 +2693,7 @@
       <w:r>
         <w:t xml:space="preserve"> </w:t>
       </w:r>
-      <w:hyperlink r:id="rId91">
+      <w:hyperlink r:id="rId93">
         <w:r>
           <w:rPr>
             <w:rStyle w:val="Hyperlink"/>
@@ -2585,7 +2716,7 @@
       <w:r>
         <w:t xml:space="preserve"> </w:t>
       </w:r>
-      <w:hyperlink r:id="rId91">
+      <w:hyperlink r:id="rId93">
         <w:r>
           <w:rPr>
             <w:rStyle w:val="Hyperlink"/>
@@ -2608,7 +2739,7 @@
       <w:r>
         <w:t xml:space="preserve"> </w:t>
       </w:r>
-      <w:hyperlink r:id="rId92">
+      <w:hyperlink r:id="rId94">
         <w:r>
           <w:rPr>
             <w:rStyle w:val="Hyperlink"/>
@@ -2617,9 +2748,9 @@
         </w:r>
       </w:hyperlink>
     </w:p>
-    <w:bookmarkEnd w:id="93"/>
-    <w:bookmarkEnd w:id="94"/>
-    <w:bookmarkStart w:id="97" w:name="employment-history"/>
+    <w:bookmarkEnd w:id="95"/>
+    <w:bookmarkEnd w:id="96"/>
+    <w:bookmarkStart w:id="99" w:name="employment-history"/>
     <w:p>
       <w:pPr>
         <w:pStyle w:val="Heading1"/>
@@ -2642,7 +2773,7 @@
       <w:r>
         <w:t xml:space="preserve"> </w:t>
       </w:r>
-      <w:hyperlink r:id="rId95">
+      <w:hyperlink r:id="rId97">
         <w:r>
           <w:rPr>
             <w:rStyle w:val="Hyperlink"/>
@@ -2680,7 +2811,7 @@
       <w:r>
         <w:t xml:space="preserve"> </w:t>
       </w:r>
-      <w:hyperlink r:id="rId96">
+      <w:hyperlink r:id="rId98">
         <w:r>
           <w:rPr>
             <w:rStyle w:val="Hyperlink"/>
@@ -2749,8 +2880,8 @@
         <w:t xml:space="preserve">2005-2007: Arcas Consulting Archaeologists - Staff Archaeologist, Fort St. John, Northern British Columbia (Cultural Resource Management)</w:t>
       </w:r>
     </w:p>
-    <w:bookmarkEnd w:id="97"/>
-    <w:bookmarkStart w:id="98" w:name="academic-archaeological-field-experience"/>
+    <w:bookmarkEnd w:id="99"/>
+    <w:bookmarkStart w:id="100" w:name="academic-archaeological-field-experience"/>
     <w:p>
       <w:pPr>
         <w:pStyle w:val="Heading1"/>
@@ -2795,7 +2926,7 @@
         <w:t xml:space="preserve">2005: 6-week field school, Wanuskewin Heritage Park, Saskatchewan, Canada</w:t>
       </w:r>
     </w:p>
-    <w:bookmarkEnd w:id="98"/>
+    <w:bookmarkEnd w:id="100"/>
     <w:sectPr>
       <w:pgSz w:code="9" w:h="16838" w:w="11906"/>
       <w:pgMar w:bottom="720" w:footer="720" w:gutter="0" w:header="720" w:left="720" w:right="720" w:top="720"/>

--- a/cv-full.docx
+++ b/cv-full.docx
@@ -6,12 +6,6 @@
       <w:pPr>
         <w:pStyle w:val="Title"/>
       </w:pPr>
-      <w:r>
-        <w:t xml:space="preserve">Full</w:t>
-      </w:r>
-      <w:r>
-        <w:t xml:space="preserve"> </w:t>
-      </w:r>
       <w:r>
         <w:t xml:space="preserve">Curriculum</w:t>
       </w:r>
